--- a/en/wisdom-stories/goose-to-be-plucked.docx
+++ b/en/wisdom-stories/goose-to-be-plucked.docx
@@ -3,203 +3,333 @@
 <w:document xmlns:wpc="http://schemas.microsoft.com/office/word/2010/wordprocessingCanvas" xmlns:mo="http://schemas.microsoft.com/office/mac/office/2008/main" xmlns:mc="http://schemas.openxmlformats.org/markup-compatibility/2006" xmlns:mv="urn:schemas-microsoft-com:mac:vml" xmlns:o="urn:schemas-microsoft-com:office:office" xmlns:r="http://schemas.openxmlformats.org/officeDocument/2006/relationships" xmlns:m="http://schemas.openxmlformats.org/officeDocument/2006/math" xmlns:v="urn:schemas-microsoft-com:vml" xmlns:wp14="http://schemas.microsoft.com/office/word/2010/wordprocessingDrawing" xmlns:wp="http://schemas.openxmlformats.org/drawingml/2006/wordprocessingDrawing" xmlns:w10="urn:schemas-microsoft-com:office:word" xmlns:w="http://schemas.openxmlformats.org/wordprocessingml/2006/main" xmlns:w14="http://schemas.microsoft.com/office/word/2010/wordml" xmlns:wpg="http://schemas.microsoft.com/office/word/2010/wordprocessingGroup" xmlns:wpi="http://schemas.microsoft.com/office/word/2010/wordprocessingInk" xmlns:wne="http://schemas.microsoft.com/office/word/2006/wordml" xmlns:wps="http://schemas.microsoft.com/office/word/2010/wordprocessingShape" mc:Ignorable="w14 wp14">
   <w:body>
     <w:p>
+      <w:pPr>
+        <w:pStyle w:val="Title"/>
+      </w:pPr>
       <w:r>
         <w:t>The Goose to Be Plucked</w:t>
       </w:r>
     </w:p>
     <w:p>
+      <w:pPr>
+        <w:spacing w:after="20"/>
+      </w:pPr>
       <w:r>
-        <w:t>On a very cold winter day, the king decided to leave the palace in disguise and take his chief vizier with him. After walking for a while, they came across an old man working on the edge of a stream. The man was dipping the skins in his hands in water and beating them.</w:t>
+        <w:t>On a bitter winter day, a king went out in disguise with his chief vizier. Beside a stream they met an old tanner dipping hides into the icy water and beating them.</w:t>
       </w:r>
     </w:p>
     <w:p>
+      <w:pPr>
+        <w:spacing w:after="20"/>
+      </w:pPr>
       <w:r>
         <w:t>The king greeted the old man:</w:t>
       </w:r>
     </w:p>
     <w:p>
+      <w:pPr>
+        <w:spacing w:after="20"/>
+      </w:pPr>
       <w:r>
-        <w:t>— Assalamu alaykum, o piri-fani.</w:t>
+        <w:t>“Peace be upon you, venerable elder.”</w:t>
       </w:r>
     </w:p>
     <w:p>
+      <w:pPr>
+        <w:spacing w:after="20"/>
+      </w:pPr>
       <w:r>
-        <w:t>— Assalamu alaykum, o sardari-jahan, — and the old man accepted the greeting. The king asked:</w:t>
+        <w:t>“And upon you, ruler of the world,” the old man replied.</w:t>
       </w:r>
     </w:p>
     <w:p>
+      <w:pPr>
+        <w:spacing w:after="20"/>
+      </w:pPr>
       <w:r>
-        <w:t>— What did you do at six?</w:t>
+        <w:t>“What did you do during the six?” the king asked.</w:t>
       </w:r>
     </w:p>
     <w:p>
+      <w:pPr>
+        <w:spacing w:after="20"/>
+      </w:pPr>
       <w:r>
-        <w:t>— Unless you add six to six, it doesn't make thirty-two, — he replied.</w:t>
+        <w:t>“Unless you add six to six, you cannot feed thirty-two,” the tanner replied.</w:t>
       </w:r>
     </w:p>
     <w:p>
+      <w:pPr>
+        <w:spacing w:after="20"/>
+      </w:pPr>
       <w:r>
         <w:t>The king asked again:</w:t>
       </w:r>
     </w:p>
     <w:p>
+      <w:pPr>
+        <w:spacing w:after="20"/>
+      </w:pPr>
       <w:r>
-        <w:t>— Did you never get up at night?</w:t>
+        <w:t>“Did you never rise in the night?”</w:t>
       </w:r>
     </w:p>
     <w:p>
+      <w:pPr>
+        <w:spacing w:after="20"/>
+      </w:pPr>
       <w:r>
-        <w:t>— We got up, my king... but it was good for the people...</w:t>
+        <w:t>“We did, Your Majesty, but others benefited.”</w:t>
       </w:r>
     </w:p>
     <w:p>
+      <w:pPr>
+        <w:spacing w:after="20"/>
+      </w:pPr>
       <w:r>
         <w:t>The king laughed and asked his last question:</w:t>
       </w:r>
     </w:p>
     <w:p>
+      <w:pPr>
+        <w:spacing w:after="20"/>
+      </w:pPr>
       <w:r>
-        <w:t>— If I send a goose, would you go?</w:t>
+        <w:t>“If I send you a goose, will you pluck it?”</w:t>
       </w:r>
     </w:p>
     <w:p>
+      <w:pPr>
+        <w:spacing w:after="20"/>
+      </w:pPr>
       <w:r>
-        <w:t>— Of course, I will go, and without shouting, — the elder replies.</w:t>
+        <w:t>“Certainly—and without making it cry out.”</w:t>
       </w:r>
     </w:p>
     <w:p>
+      <w:pPr>
+        <w:spacing w:after="20"/>
+      </w:pPr>
       <w:r>
-        <w:t>The king and the chief vizier leave the man and continue on their way. The king asks the chief vizier:</w:t>
+        <w:t>The king and vizier walked on. The king asked:</w:t>
       </w:r>
     </w:p>
     <w:p>
+      <w:pPr>
+        <w:spacing w:after="20"/>
+      </w:pPr>
       <w:r>
-        <w:t>— Do you understand what we are talking about?</w:t>
+        <w:t>“Did you understand our conversation?”</w:t>
       </w:r>
     </w:p>
     <w:p>
+      <w:pPr>
+        <w:spacing w:after="20"/>
+      </w:pPr>
       <w:r>
-        <w:t>— No, my king, — the chief vizier replies in a distressed manner.</w:t>
+        <w:t>“No, Your Majesty,” the vizier admitted.</w:t>
       </w:r>
     </w:p>
     <w:p>
+      <w:pPr>
+        <w:spacing w:after="20"/>
+      </w:pPr>
       <w:r>
-        <w:t>The king gets angry:</w:t>
+        <w:t>The king grew angry.</w:t>
       </w:r>
     </w:p>
     <w:p>
+      <w:pPr>
+        <w:spacing w:after="20"/>
+      </w:pPr>
       <w:r>
-        <w:t>— If you do not understand what we are talking about by this evening, I will have your neck cut off.</w:t>
+        <w:t>“Find out what it meant by this evening, or you will lose your head.”</w:t>
       </w:r>
     </w:p>
     <w:p>
+      <w:pPr>
+        <w:spacing w:after="20"/>
+      </w:pPr>
       <w:r>
-        <w:t>After the frightened chief vizier takes the king to the palace, he rushes back to the edge of the valley and sees that the man is still working there.</w:t>
+        <w:t>After escorting the king home, the frightened vizier hurried back to the stream. The tanner was still at work.</w:t>
       </w:r>
     </w:p>
     <w:p>
+      <w:pPr>
+        <w:spacing w:after="20"/>
+      </w:pPr>
       <w:r>
-        <w:t>— What did you talk about with the king? — the chief vizier addresses the elder.</w:t>
+        <w:t>“What were you and the king talking about?” he asked.</w:t>
       </w:r>
     </w:p>
     <w:p>
+      <w:pPr>
+        <w:spacing w:after="20"/>
+      </w:pPr>
       <w:r>
-        <w:t>The man looks at the chief vizier from head to toe beautifully:</w:t>
+        <w:t>The old man looked him up and down.</w:t>
       </w:r>
     </w:p>
     <w:p>
+      <w:pPr>
+        <w:spacing w:after="20"/>
+      </w:pPr>
       <w:r>
-        <w:t>— Forgive me, I will not tell the weather. Give me a hundred gold coins, and I will tell you, — he says.</w:t>
+        <w:t>“I don’t give answers for nothing. Pay me a hundred gold coins.”</w:t>
       </w:r>
     </w:p>
     <w:p>
+      <w:pPr>
+        <w:spacing w:after="20"/>
+      </w:pPr>
       <w:r>
-        <w:t>The chief vizier gives the hundred gold coins.</w:t>
+        <w:t>The vizier handed over the coins.</w:t>
       </w:r>
     </w:p>
     <w:p>
+      <w:pPr>
+        <w:spacing w:after="20"/>
+      </w:pPr>
       <w:r>
-        <w:t>— You greeted the king as “sardari-jahan”. How did you know that he was a king?</w:t>
+        <w:t>“How did you recognize the king?”</w:t>
       </w:r>
     </w:p>
     <w:p>
+      <w:pPr>
+        <w:spacing w:after="20"/>
+      </w:pPr>
       <w:r>
-        <w:t>— I am a tanner. No one but the king could wear the fur he is wearing.</w:t>
+        <w:t>“I’m a tanner. No one else could afford the fur he was wearing.”</w:t>
       </w:r>
     </w:p>
     <w:p>
+      <w:pPr>
+        <w:spacing w:after="20"/>
+      </w:pPr>
       <w:r>
-        <w:t>The vizier scratches his head:</w:t>
+        <w:t>The vizier scratched his head.</w:t>
       </w:r>
     </w:p>
     <w:p>
+      <w:pPr>
+        <w:spacing w:after="20"/>
+      </w:pPr>
       <w:r>
-        <w:t>— What did he mean by “if you don’t add six to six, it won’t be enough for thirty-two”?</w:t>
+        <w:t>“What did you mean about adding six to six to feed thirty-two?”</w:t>
       </w:r>
     </w:p>
     <w:p>
+      <w:pPr>
+        <w:spacing w:after="20"/>
+      </w:pPr>
       <w:r>
-        <w:t>The man also takes a hundred gold coins to answer this question:</w:t>
+        <w:t>The tanner collected another hundred coins before answering.</w:t>
       </w:r>
     </w:p>
     <w:p>
+      <w:pPr>
+        <w:spacing w:after="20"/>
+      </w:pPr>
       <w:r>
-        <w:t>— King, didn’t you work during the six months of heat, and now you are working on this winter day? I said: If we don’t work not only during the six months of heat, but also in the six months of winter, we won’t be able to find bread.</w:t>
+        <w:t>“He asked why I hadn’t earned enough during the six warm months to rest in winter. I told him I had to work all twelve months to feed the thirty-two teeth in my mouth.”</w:t>
       </w:r>
     </w:p>
     <w:p>
+      <w:pPr>
+        <w:spacing w:after="20"/>
+      </w:pPr>
       <w:r>
-        <w:t>The chief vizier continues:</w:t>
+        <w:t>The vizier went on:</w:t>
       </w:r>
     </w:p>
     <w:p>
+      <w:pPr>
+        <w:spacing w:after="20"/>
+      </w:pPr>
       <w:r>
-        <w:t>— What did he mean by “didn’t you ever get up at night?”</w:t>
+        <w:t>“And what did he mean about rising in the night?”</w:t>
       </w:r>
     </w:p>
     <w:p>
+      <w:pPr>
+        <w:spacing w:after="20"/>
+      </w:pPr>
       <w:r>
-        <w:t>The man takes another hundred gold coins:</w:t>
+        <w:t>The tanner accepted another hundred coins.</w:t>
       </w:r>
     </w:p>
     <w:p>
+      <w:pPr>
+        <w:spacing w:after="20"/>
+      </w:pPr>
       <w:r>
-        <w:t>— King, don’t you have any children? He asked. Yes, but they are all girls; they got married, they are destined for someone else, I said.</w:t>
+        <w:t>“He was asking whether I had children to support me. I told him I had daughters, but they had married and now belonged to other households.”</w:t>
       </w:r>
     </w:p>
     <w:p>
+      <w:pPr>
+        <w:spacing w:after="20"/>
+      </w:pPr>
       <w:r>
-        <w:t>The chief vizier lowers his head:</w:t>
+        <w:t>The vizier lowered his head.</w:t>
       </w:r>
     </w:p>
     <w:p>
+      <w:pPr>
+        <w:spacing w:after="20"/>
+      </w:pPr>
       <w:r>
-        <w:t>— And he said, “If I send a goose”… what did he mean?</w:t>
+        <w:t>“And the goose he said he would send?”</w:t>
       </w:r>
     </w:p>
     <w:p>
+      <w:pPr>
+        <w:spacing w:after="20"/>
+      </w:pPr>
       <w:r>
-        <w:t>The man laughs and says to the chief vizier:</w:t>
+        <w:t>The tanner laughed.</w:t>
       </w:r>
     </w:p>
     <w:p>
+      <w:pPr>
+        <w:keepNext/>
+        <w:spacing w:after="20"/>
+      </w:pPr>
       <w:r>
-        <w:t>— Guess That One Yourself, — he says.</w:t>
+        <w:t>“That one you can work out for yourself.”</w:t>
       </w:r>
     </w:p>
     <w:p>
+      <w:pPr>
+        <w:keepNext/>
+        <w:keepLines/>
+        <w:spacing w:before="160" w:after="20"/>
+      </w:pPr>
       <w:r>
-        <w:t>Moral: A wise word is revealed to those who understand it. Not everyone understands what they hear — some answers a person must find for themselves.</w:t>
+        <w:rPr>
+          <w:b/>
+        </w:rPr>
+        <w:t>Moral:</w:t>
+      </w:r>
+      <w:r>
+        <w:t xml:space="preserve"> A wise word is revealed to those who understand it. Not everyone understands what they hear — some answers a person must find for themselves.</w:t>
       </w:r>
     </w:p>
     <w:p>
+      <w:pPr>
+        <w:spacing w:after="20"/>
+      </w:pPr>
       <w:r>
-        <w:t>The story was obtained from open Internet sources.</w:t>
+        <w:rPr>
+          <w:i/>
+          <w:sz w:val="18"/>
+        </w:rPr>
+        <w:t>Source: Publicly available internet sources.</w:t>
       </w:r>
     </w:p>
     <w:sectPr>
       <w:pgSz w:w="12240" w:h="15840"/>
-      <w:pgMar w:top="1440" w:right="1800" w:bottom="1440" w:left="1800" w:header="720" w:footer="720" w:gutter="0"/>
+      <w:pgMar w:top="1080" w:right="1224" w:bottom="1080" w:left="1224" w:header="720" w:footer="720" w:gutter="0"/>
       <w:cols w:space="720"/>
       <w:docGrid w:linePitch="360"/>
     </w:sectPr>
@@ -570,6 +700,16 @@
     <w:name w:val="Normal"/>
     <w:qFormat/>
     <w:rsid w:val="00FC693F"/>
+    <w:pPr>
+      <w:widowControl/>
+      <w:spacing w:after="120" w:line="259" w:lineRule="auto"/>
+    </w:pPr>
+    <w:rPr>
+      <w:rFonts w:ascii="Arial" w:hAnsi="Arial"/>
+      <w:color w:val="000000"/>
+      <w:sz w:val="22"/>
+      <w:lang w:val="en-US"/>
+    </w:rPr>
   </w:style>
   <w:style w:type="paragraph" w:styleId="Header">
     <w:name w:val="header"/>
@@ -912,18 +1052,17 @@
     <w:qFormat/>
     <w:rsid w:val="00FC693F"/>
     <w:pPr>
-      <w:pBdr>
-        <w:bottom w:val="single" w:sz="8" w:space="4" w:color="4F81BD" w:themeColor="accent1"/>
-      </w:pBdr>
-      <w:spacing w:after="300" w:line="240" w:lineRule="auto"/>
+      <w:keepNext/>
+      <w:spacing w:after="280" w:line="240" w:lineRule="auto"/>
       <w:contextualSpacing/>
     </w:pPr>
     <w:rPr>
-      <w:rFonts w:asciiTheme="majorHAnsi" w:eastAsiaTheme="majorEastAsia" w:hAnsiTheme="majorHAnsi" w:cstheme="majorBidi"/>
-      <w:color w:val="17365D" w:themeColor="text2" w:themeShade="BF"/>
+      <w:rFonts w:asciiTheme="majorHAnsi" w:eastAsiaTheme="majorEastAsia" w:hAnsiTheme="majorHAnsi" w:cstheme="majorBidi" w:ascii="Arial" w:hAnsi="Arial"/>
+      <w:b/>
+      <w:color w:val="000000"/>
       <w:spacing w:val="5"/>
       <w:kern w:val="28"/>
-      <w:sz w:val="52"/>
+      <w:sz w:val="34"/>
       <w:szCs w:val="52"/>
     </w:rPr>
   </w:style>
@@ -1399,9 +1538,6 @@
     <w:qFormat/>
     <w:rsid w:val="00FC693F"/>
     <w:pPr>
-      <w:pBdr>
-        <w:bottom w:val="single" w:sz="4" w:space="4" w:color="4F81BD" w:themeColor="accent1"/>
-      </w:pBdr>
       <w:spacing w:before="200" w:after="280"/>
       <w:ind w:left="936" w:right="936"/>
     </w:pPr>
